--- a/KE_Climate_smart_beef_paper_June16.docx
+++ b/KE_Climate_smart_beef_paper_June16.docx
@@ -4293,14 +4293,7 @@
           <w:color w:val="60CAF3" w:themeColor="accent4" w:themeTint="99"/>
           <w:lang w:val="en-KE"/>
         </w:rPr>
-        <w:t xml:space="preserve">) and subsistence </w:t>
-      </w:r>
-      <w:r>
-        <w:rPr>
-          <w:color w:val="60CAF3" w:themeColor="accent4" w:themeTint="99"/>
-          <w:lang w:val="en-KE"/>
-        </w:rPr>
-        <w:t>(</w:t>
+        <w:t>) and subsistence (</w:t>
       </w:r>
       <w:r>
         <w:rPr>
@@ -4727,67 +4720,69 @@
         <w:rPr>
           <w:color w:val="60CAF3" w:themeColor="accent4" w:themeTint="99"/>
         </w:rPr>
-        <w:t xml:space="preserve"> 2020) were: </w:t>
-      </w:r>
-      <w:r>
-        <w:rPr>
+        <w:t xml:space="preserve"> 2020) were: -12.6% for </w:t>
+      </w:r>
+      <w:r>
+        <w:rPr>
+          <w:i/>
+          <w:iCs/>
           <w:color w:val="60CAF3" w:themeColor="accent4" w:themeTint="99"/>
         </w:rPr>
-        <w:t xml:space="preserve">-12.6% for </w:t>
-      </w:r>
-      <w:r>
-        <w:rPr>
-          <w:i/>
-          <w:iCs/>
+        <w:t>Pastoral</w:t>
+      </w:r>
+      <w:r>
+        <w:rPr>
           <w:color w:val="60CAF3" w:themeColor="accent4" w:themeTint="99"/>
         </w:rPr>
-        <w:t>Pastoral</w:t>
-      </w:r>
-      <w:r>
-        <w:rPr>
+        <w:t xml:space="preserve">, +58.7 for </w:t>
+      </w:r>
+      <w:r>
+        <w:rPr>
+          <w:i/>
+          <w:iCs/>
           <w:color w:val="60CAF3" w:themeColor="accent4" w:themeTint="99"/>
         </w:rPr>
-        <w:t xml:space="preserve">, +58.7 for </w:t>
-      </w:r>
-      <w:r>
-        <w:rPr>
-          <w:i/>
-          <w:iCs/>
+        <w:t>Agropastoral</w:t>
+      </w:r>
+      <w:r>
+        <w:rPr>
           <w:color w:val="60CAF3" w:themeColor="accent4" w:themeTint="99"/>
         </w:rPr>
-        <w:t>Agropastoral</w:t>
-      </w:r>
-      <w:r>
-        <w:rPr>
+        <w:t xml:space="preserve"> and </w:t>
+      </w:r>
+      <w:r>
+        <w:rPr>
+          <w:i/>
+          <w:iCs/>
           <w:color w:val="60CAF3" w:themeColor="accent4" w:themeTint="99"/>
         </w:rPr>
-        <w:t xml:space="preserve"> and </w:t>
-      </w:r>
-      <w:r>
-        <w:rPr>
-          <w:i/>
-          <w:iCs/>
+        <w:t>Mixed</w:t>
+      </w:r>
+      <w:r>
+        <w:rPr>
           <w:color w:val="60CAF3" w:themeColor="accent4" w:themeTint="99"/>
         </w:rPr>
-        <w:t>Mixed</w:t>
+        <w:t xml:space="preserve">,  +425.7%  </w:t>
       </w:r>
       <w:r>
         <w:rPr>
           <w:color w:val="60CAF3" w:themeColor="accent4" w:themeTint="99"/>
         </w:rPr>
-        <w:t xml:space="preserve">,  +425.7%  </w:t>
+        <w:t xml:space="preserve">for Cowcalf ops, </w:t>
       </w:r>
       <w:r>
         <w:rPr>
           <w:color w:val="60CAF3" w:themeColor="accent4" w:themeTint="99"/>
         </w:rPr>
-        <w:t xml:space="preserve">for Cowcalf ops, </w:t>
-      </w:r>
-      <w:r>
-        <w:rPr>
+        <w:t xml:space="preserve">and +10,109.1% for </w:t>
+      </w:r>
+      <w:r>
+        <w:rPr>
+          <w:i/>
+          <w:iCs/>
           <w:color w:val="60CAF3" w:themeColor="accent4" w:themeTint="99"/>
         </w:rPr>
-        <w:t xml:space="preserve">and +10,109.1% for </w:t>
+        <w:t>Finishe</w:t>
       </w:r>
       <w:r>
         <w:rPr>
@@ -4795,27 +4790,13 @@
           <w:iCs/>
           <w:color w:val="60CAF3" w:themeColor="accent4" w:themeTint="99"/>
         </w:rPr>
-        <w:t>Finishe</w:t>
-      </w:r>
-      <w:r>
-        <w:rPr>
-          <w:i/>
-          <w:iCs/>
+        <w:t>r ops</w:t>
+      </w:r>
+      <w:r>
+        <w:rPr>
           <w:color w:val="60CAF3" w:themeColor="accent4" w:themeTint="99"/>
         </w:rPr>
-        <w:t>r ops</w:t>
-      </w:r>
-      <w:r>
-        <w:rPr>
-          <w:color w:val="60CAF3" w:themeColor="accent4" w:themeTint="99"/>
-        </w:rPr>
-        <w:t>, respectively.</w:t>
-      </w:r>
-      <w:r>
-        <w:rPr>
-          <w:color w:val="60CAF3" w:themeColor="accent4" w:themeTint="99"/>
-        </w:rPr>
-        <w:t xml:space="preserve"> </w:t>
+        <w:t xml:space="preserve">, respectively. </w:t>
       </w:r>
       <w:r>
         <w:rPr>
@@ -30203,7 +30184,19 @@
     </w:p>
     <w:p>
       <w:r>
-        <w:t xml:space="preserve">Following previous carrying capacity estimation methods (Rahimi </w:t>
+        <w:t>Our carrying capacity</w:t>
+      </w:r>
+      <w:r>
+        <w:t xml:space="preserve"> estimation method</w:t>
+      </w:r>
+      <w:r>
+        <w:t xml:space="preserve"> followed closely previous applications in the East Africa region</w:t>
+      </w:r>
+      <w:r>
+        <w:t xml:space="preserve"> (</w:t>
+      </w:r>
+      <w:r>
+        <w:t xml:space="preserve">Duku </w:t>
       </w:r>
       <w:r>
         <w:rPr>
@@ -30213,7 +30206,13 @@
         <w:t>et al.</w:t>
       </w:r>
       <w:r>
-        <w:t xml:space="preserve"> 2021, Duku </w:t>
+        <w:t xml:space="preserve"> 2026</w:t>
+      </w:r>
+      <w:r>
+        <w:t xml:space="preserve">, </w:t>
+      </w:r>
+      <w:r>
+        <w:t xml:space="preserve">Rahimi </w:t>
       </w:r>
       <w:r>
         <w:rPr>
@@ -30223,7 +30222,154 @@
         <w:t>et al.</w:t>
       </w:r>
       <w:r>
-        <w:t xml:space="preserve"> 2026), demand for roughage biomass was estimated from cattle population densities, distinguishing beef and dairy sub-populations (values for 2020 and 2050 reported in main text), the weighted mean animal liveweight per cattle sub-population, and assuming an intake of 0.025 kg DM kg</w:t>
+        <w:t xml:space="preserve"> 2021)</w:t>
+      </w:r>
+      <w:r>
+        <w:t>. D</w:t>
+      </w:r>
+      <w:r>
+        <w:t xml:space="preserve">emand for roughage biomass was estimated from cattle </w:t>
+      </w:r>
+      <w:r>
+        <w:rPr>
+          <w:color w:val="60CAF3" w:themeColor="accent4" w:themeTint="99"/>
+        </w:rPr>
+        <w:t xml:space="preserve">and sheep </w:t>
+      </w:r>
+      <w:r>
+        <w:t xml:space="preserve">population </w:t>
+      </w:r>
+      <w:r>
+        <w:rPr>
+          <w:color w:val="60CAF3" w:themeColor="accent4" w:themeTint="99"/>
+        </w:rPr>
+        <w:t>densities</w:t>
+      </w:r>
+      <w:r>
+        <w:rPr>
+          <w:color w:val="60CAF3" w:themeColor="accent4" w:themeTint="99"/>
+        </w:rPr>
+        <w:t xml:space="preserve"> from census data (</w:t>
+      </w:r>
+      <w:r>
+        <w:rPr>
+          <w:color w:val="60CAF3" w:themeColor="accent4" w:themeTint="99"/>
+        </w:rPr>
+        <w:t>K</w:t>
+      </w:r>
+      <w:r>
+        <w:rPr>
+          <w:color w:val="60CAF3" w:themeColor="accent4" w:themeTint="99"/>
+        </w:rPr>
+        <w:t xml:space="preserve">NBS </w:t>
+      </w:r>
+      <w:r>
+        <w:rPr>
+          <w:color w:val="60CAF3" w:themeColor="accent4" w:themeTint="99"/>
+        </w:rPr>
+        <w:t>2025a</w:t>
+      </w:r>
+      <w:r>
+        <w:rPr>
+          <w:color w:val="60CAF3" w:themeColor="accent4" w:themeTint="99"/>
+        </w:rPr>
+        <w:t xml:space="preserve">)(same as in main text). </w:t>
+      </w:r>
+      <w:r>
+        <w:rPr>
+          <w:color w:val="60CAF3" w:themeColor="accent4" w:themeTint="99"/>
+        </w:rPr>
+        <w:t xml:space="preserve">Goats </w:t>
+      </w:r>
+      <w:r>
+        <w:rPr>
+          <w:color w:val="60CAF3" w:themeColor="accent4" w:themeTint="99"/>
+        </w:rPr>
+        <w:t xml:space="preserve">were excluded given their classification as browsers and not grazers </w:t>
+      </w:r>
+      <w:r>
+        <w:rPr>
+          <w:color w:val="60CAF3" w:themeColor="accent4" w:themeTint="99"/>
+        </w:rPr>
+        <w:t xml:space="preserve">(Papachristou </w:t>
+      </w:r>
+      <w:r>
+        <w:rPr>
+          <w:i/>
+          <w:iCs/>
+          <w:color w:val="60CAF3" w:themeColor="accent4" w:themeTint="99"/>
+        </w:rPr>
+        <w:t>et al.</w:t>
+      </w:r>
+      <w:r>
+        <w:rPr>
+          <w:color w:val="60CAF3" w:themeColor="accent4" w:themeTint="99"/>
+        </w:rPr>
+        <w:t xml:space="preserve"> 2005)</w:t>
+      </w:r>
+      <w:r>
+        <w:rPr>
+          <w:color w:val="60CAF3" w:themeColor="accent4" w:themeTint="99"/>
+        </w:rPr>
+        <w:t xml:space="preserve"> </w:t>
+      </w:r>
+      <w:r>
+        <w:rPr>
+          <w:color w:val="60CAF3" w:themeColor="accent4" w:themeTint="99"/>
+        </w:rPr>
+        <w:t xml:space="preserve">– with </w:t>
+      </w:r>
+      <w:r>
+        <w:rPr>
+          <w:color w:val="60CAF3" w:themeColor="accent4" w:themeTint="99"/>
+        </w:rPr>
+        <w:t>&gt;</w:t>
+      </w:r>
+      <w:r>
+        <w:rPr>
+          <w:color w:val="60CAF3" w:themeColor="accent4" w:themeTint="99"/>
+        </w:rPr>
+        <w:t>80% or more of the diet based on non-palatable biomass (twigs, leaves, weeds)</w:t>
+      </w:r>
+      <w:r>
+        <w:rPr>
+          <w:color w:val="60CAF3" w:themeColor="accent4" w:themeTint="99"/>
+        </w:rPr>
+        <w:t>.</w:t>
+      </w:r>
+      <w:r>
+        <w:rPr>
+          <w:color w:val="60CAF3" w:themeColor="accent4" w:themeTint="99"/>
+        </w:rPr>
+        <w:t xml:space="preserve"> Cattle were disaggregated into two main sub-populations: dairy and beef </w:t>
+      </w:r>
+      <w:r>
+        <w:t xml:space="preserve">(values for 2020 and 2050 reported in main text), </w:t>
+      </w:r>
+      <w:r>
+        <w:rPr>
+          <w:color w:val="60CAF3" w:themeColor="accent4" w:themeTint="99"/>
+        </w:rPr>
+        <w:t xml:space="preserve">taking into account </w:t>
+      </w:r>
+      <w:r>
+        <w:t>the weighted mean animal liveweight per cattle sub-population</w:t>
+      </w:r>
+      <w:r>
+        <w:t xml:space="preserve">. </w:t>
+      </w:r>
+      <w:r>
+        <w:t xml:space="preserve">Weighted mean cattle liveweights were derived from herd structures and animal liveweights per cohort (young, growing, mature) as derived from Mwanyumba et al. (2015) for beef and Onono </w:t>
+      </w:r>
+      <w:r>
+        <w:rPr>
+          <w:i/>
+          <w:iCs/>
+        </w:rPr>
+        <w:t>et al</w:t>
+      </w:r>
+      <w:r>
+        <w:t>. (2012) for dairy, leading to values of 167 and 201 kg hd</w:t>
       </w:r>
       <w:r>
         <w:rPr>
@@ -30232,6 +30378,21 @@
         <w:t>-1</w:t>
       </w:r>
       <w:r>
+        <w:t xml:space="preserve"> for respective systems. </w:t>
+      </w:r>
+      <w:r>
+        <w:t>All ruminant species were assumed to consume</w:t>
+      </w:r>
+      <w:r>
+        <w:t xml:space="preserve"> 0.025 kg DM kg</w:t>
+      </w:r>
+      <w:r>
+        <w:rPr>
+          <w:vertAlign w:val="superscript"/>
+        </w:rPr>
+        <w:t>-1</w:t>
+      </w:r>
+      <w:r>
         <w:t xml:space="preserve"> BW d</w:t>
       </w:r>
       <w:r>
@@ -30241,26 +30402,7 @@
         <w:t>-1</w:t>
       </w:r>
       <w:r>
-        <w:t xml:space="preserve">. Weighted mean cattle liveweights were derived from herd structures and animal liveweights per cohort (young, growing, mature) as derived from Mwanyumba et al. (2015) for beef and Onono </w:t>
-      </w:r>
-      <w:r>
-        <w:rPr>
-          <w:i/>
-          <w:iCs/>
-        </w:rPr>
-        <w:t>et al</w:t>
-      </w:r>
-      <w:r>
-        <w:t>. (2012) for dairy, leading to values of 167 and 201 kg hd</w:t>
-      </w:r>
-      <w:r>
-        <w:rPr>
-          <w:vertAlign w:val="superscript"/>
-        </w:rPr>
-        <w:t>-1</w:t>
-      </w:r>
-      <w:r>
-        <w:t xml:space="preserve"> for respective systems.  </w:t>
+        <w:t>.</w:t>
       </w:r>
     </w:p>
     <w:p>
@@ -30305,7 +30447,7 @@
         <w:t>-1</w:t>
       </w:r>
       <w:r>
-        <w:t>) of beef and dairy cattle, respectively per gridcell in a given year, ‘Fed_frac’ is the fraction of biomass assumed fed and not grazed/browsed, and 0.025 is the total feed consumption per unit bodyweight (units as kg DM kg</w:t>
+        <w:t>) of beef and dairy cattle, respectively per gridcell in a given year, ‘Fed_frac’ is the fraction of biomass assumed fed and not grazed/browsed, and 0.025 is the total feed consumption per unit bodyweight (kg DM kg</w:t>
       </w:r>
       <w:r>
         <w:rPr>
@@ -30323,7 +30465,46 @@
         <w:t>-1</w:t>
       </w:r>
       <w:r>
-        <w:t xml:space="preserve">). ‘Fed_frac’ was assumed to take a value of 0.02 which was the weighted average fraction of total DMI obtained from non-grazed feeds in the survey data (which included supplements and whole plant silages). </w:t>
+        <w:t>). ‘Fed_frac’ was the weighted average fraction of total DMI obtained from non-grazed feeds in the survey data (which included supplements</w:t>
+      </w:r>
+      <w:r>
+        <w:t xml:space="preserve">, </w:t>
+      </w:r>
+      <w:r>
+        <w:rPr>
+          <w:color w:val="60CAF3" w:themeColor="accent4" w:themeTint="99"/>
+        </w:rPr>
+        <w:t xml:space="preserve">stovers, </w:t>
+      </w:r>
+      <w:r>
+        <w:rPr>
+          <w:color w:val="60CAF3" w:themeColor="accent4" w:themeTint="99"/>
+        </w:rPr>
+        <w:t xml:space="preserve">and </w:t>
+      </w:r>
+      <w:r>
+        <w:t>whole plant silages)</w:t>
+      </w:r>
+      <w:r>
+        <w:t xml:space="preserve"> </w:t>
+      </w:r>
+      <w:r>
+        <w:rPr>
+          <w:color w:val="60CAF3" w:themeColor="accent4" w:themeTint="99"/>
+        </w:rPr>
+        <w:t xml:space="preserve">and </w:t>
+      </w:r>
+      <w:r>
+        <w:rPr>
+          <w:color w:val="60CAF3" w:themeColor="accent4" w:themeTint="99"/>
+        </w:rPr>
+        <w:t xml:space="preserve">ranged from 0.02 to 0.075 across agro-ecologies </w:t>
+      </w:r>
+      <w:r>
+        <w:rPr>
+          <w:color w:val="60CAF3" w:themeColor="accent4" w:themeTint="99"/>
+        </w:rPr>
+        <w:t>(APRI 2025, GLS 2019).</w:t>
       </w:r>
     </w:p>
     <w:p>
@@ -30450,7 +30631,6 @@
           <w:noProof/>
           <w:lang w:val="en-GB"/>
         </w:rPr>
-        <w:lastRenderedPageBreak/>
         <w:drawing>
           <wp:inline distT="0" distB="0" distL="0" distR="0" wp14:anchorId="4AFD96D4" wp14:editId="0A0C24BA">
             <wp:extent cx="5372100" cy="5170646"/>
@@ -30759,7 +30939,11 @@
         <w:t>et al</w:t>
       </w:r>
       <w:r>
-        <w:t xml:space="preserve">. 2020). THI was calculated using the equation </w:t>
+        <w:t xml:space="preserve">. 2020). THI was </w:t>
+      </w:r>
+      <w:r>
+        <w:lastRenderedPageBreak/>
+        <w:t xml:space="preserve">calculated using the equation </w:t>
       </w:r>
       <w:commentRangeStart w:id="60"/>
       <w:r>
@@ -30775,11 +30959,7 @@
         <w:commentReference w:id="60"/>
       </w:r>
       <w:r>
-        <w:t xml:space="preserve">= 0.8 x T + RH x (T – 14.4) + 46.4 with T and RH as temperature and relative humidity, respectively (Schlatter, 1987). Actual (2020) and projected (2050) THI per gridcell were based on ‘Coupled model intercomparison’ 6 (CMIP </w:t>
-      </w:r>
-      <w:r>
-        <w:lastRenderedPageBreak/>
-        <w:t xml:space="preserve">6) projected maximum daily temperature and monthly mean humidity, for RCPs 4.5 and 8.5, respectively. </w:t>
+        <w:t xml:space="preserve">= 0.8 x T + RH x (T – 14.4) + 46.4 with T and RH as temperature and relative humidity, respectively (Schlatter, 1987). Actual (2020) and projected (2050) THI per gridcell were based on ‘Coupled model intercomparison’ 6 (CMIP 6) projected maximum daily temperature and monthly mean humidity, for RCPs 4.5 and 8.5, respectively. </w:t>
       </w:r>
     </w:p>
     <w:p>
@@ -49557,6 +49737,7 @@
   <w:style w:type="character" w:default="1" w:styleId="DefaultParagraphFont">
     <w:name w:val="Default Paragraph Font"/>
     <w:uiPriority w:val="1"/>
+    <w:semiHidden/>
     <w:unhideWhenUsed/>
   </w:style>
   <w:style w:type="table" w:default="1" w:styleId="TableNormal">
@@ -50437,6 +50618,10 @@
 </file>
 
 <file path=customXml/item1.xml><?xml version="1.0" encoding="utf-8"?>
+<b:Sources xmlns:b="http://schemas.openxmlformats.org/officeDocument/2006/bibliography" xmlns="http://schemas.openxmlformats.org/officeDocument/2006/bibliography" SelectedStyle="\APASixthEditionOfficeOnline.xsl" StyleName="APA" Version="6"/>
+</file>
+
+<file path=customXml/item2.xml><?xml version="1.0" encoding="utf-8"?>
 <?mso-contentType ?>
 <FormTemplates xmlns="http://schemas.microsoft.com/sharepoint/v3/contenttype/forms">
   <Display>DocumentLibraryForm</Display>
@@ -50445,19 +50630,7 @@
 </FormTemplates>
 </file>
 
-<file path=customXml/item2.xml><?xml version="1.0" encoding="utf-8"?>
-<b:Sources xmlns:b="http://schemas.openxmlformats.org/officeDocument/2006/bibliography" xmlns="http://schemas.openxmlformats.org/officeDocument/2006/bibliography" SelectedStyle="\APASixthEditionOfficeOnline.xsl" StyleName="APA" Version="6"/>
-</file>
-
 <file path=customXml/item3.xml><?xml version="1.0" encoding="utf-8"?>
-<p:properties xmlns:p="http://schemas.microsoft.com/office/2006/metadata/properties" xmlns:xsi="http://www.w3.org/2001/XMLSchema-instance" xmlns:pc="http://schemas.microsoft.com/office/infopath/2007/PartnerControls">
-  <documentManagement>
-    <_activity xmlns="1d2381ac-0971-4eaa-b3ba-c31bd4f17fc9" xsi:nil="true"/>
-  </documentManagement>
-</p:properties>
-</file>
-
-<file path=customXml/item4.xml><?xml version="1.0" encoding="utf-8"?>
 <ct:contentTypeSchema xmlns:ct="http://schemas.microsoft.com/office/2006/metadata/contentType" xmlns:ma="http://schemas.microsoft.com/office/2006/metadata/properties/metaAttributes" ct:_="" ma:_="" ma:contentTypeName="Document" ma:contentTypeID="0x010100B0769C08B638B84085DE090DEFD04D63" ma:contentTypeVersion="18" ma:contentTypeDescription="Create a new document." ma:contentTypeScope="" ma:versionID="7bd437b44503d80b256bd8fa52a09940">
   <xsd:schema xmlns:xsd="http://www.w3.org/2001/XMLSchema" xmlns:xs="http://www.w3.org/2001/XMLSchema" xmlns:p="http://schemas.microsoft.com/office/2006/metadata/properties" xmlns:ns3="1d2381ac-0971-4eaa-b3ba-c31bd4f17fc9" xmlns:ns4="0181f35a-730e-4da9-9a17-793c62da4d6c" targetNamespace="http://schemas.microsoft.com/office/2006/metadata/properties" ma:root="true" ma:fieldsID="8c23515249ae5299055b11a5a8723784" ns3:_="" ns4:_="">
     <xsd:import namespace="1d2381ac-0971-4eaa-b3ba-c31bd4f17fc9"/>
@@ -50710,7 +50883,23 @@
 </ct:contentTypeSchema>
 </file>
 
+<file path=customXml/item4.xml><?xml version="1.0" encoding="utf-8"?>
+<p:properties xmlns:p="http://schemas.microsoft.com/office/2006/metadata/properties" xmlns:xsi="http://www.w3.org/2001/XMLSchema-instance" xmlns:pc="http://schemas.microsoft.com/office/infopath/2007/PartnerControls">
+  <documentManagement>
+    <_activity xmlns="1d2381ac-0971-4eaa-b3ba-c31bd4f17fc9" xsi:nil="true"/>
+  </documentManagement>
+</p:properties>
+</file>
+
 <file path=customXml/itemProps1.xml><?xml version="1.0" encoding="utf-8"?>
+<ds:datastoreItem xmlns:ds="http://schemas.openxmlformats.org/officeDocument/2006/customXml" ds:itemID="{6029E75E-81D0-4E11-AC2D-659FF1232B3C}">
+  <ds:schemaRefs>
+    <ds:schemaRef ds:uri="http://schemas.openxmlformats.org/officeDocument/2006/bibliography"/>
+  </ds:schemaRefs>
+</ds:datastoreItem>
+</file>
+
+<file path=customXml/itemProps2.xml><?xml version="1.0" encoding="utf-8"?>
 <ds:datastoreItem xmlns:ds="http://schemas.openxmlformats.org/officeDocument/2006/customXml" ds:itemID="{6EFBE59C-D8C5-4B47-8101-42CB7B4D9EDA}">
   <ds:schemaRefs>
     <ds:schemaRef ds:uri="http://schemas.microsoft.com/sharepoint/v3/contenttype/forms"/>
@@ -50718,25 +50907,7 @@
 </ds:datastoreItem>
 </file>
 
-<file path=customXml/itemProps2.xml><?xml version="1.0" encoding="utf-8"?>
-<ds:datastoreItem xmlns:ds="http://schemas.openxmlformats.org/officeDocument/2006/customXml" ds:itemID="{6029E75E-81D0-4E11-AC2D-659FF1232B3C}">
-  <ds:schemaRefs>
-    <ds:schemaRef ds:uri="http://schemas.openxmlformats.org/officeDocument/2006/bibliography"/>
-  </ds:schemaRefs>
-</ds:datastoreItem>
-</file>
-
 <file path=customXml/itemProps3.xml><?xml version="1.0" encoding="utf-8"?>
-<ds:datastoreItem xmlns:ds="http://schemas.openxmlformats.org/officeDocument/2006/customXml" ds:itemID="{94012D45-B11F-482B-88F4-63E9D08052B9}">
-  <ds:schemaRefs>
-    <ds:schemaRef ds:uri="http://schemas.microsoft.com/office/2006/metadata/properties"/>
-    <ds:schemaRef ds:uri="http://schemas.microsoft.com/office/infopath/2007/PartnerControls"/>
-    <ds:schemaRef ds:uri="1d2381ac-0971-4eaa-b3ba-c31bd4f17fc9"/>
-  </ds:schemaRefs>
-</ds:datastoreItem>
-</file>
-
-<file path=customXml/itemProps4.xml><?xml version="1.0" encoding="utf-8"?>
 <ds:datastoreItem xmlns:ds="http://schemas.openxmlformats.org/officeDocument/2006/customXml" ds:itemID="{CFBC300A-B9BB-4B16-BF7D-E7DF931271DB}">
   <ds:schemaRefs>
     <ds:schemaRef ds:uri="http://schemas.microsoft.com/office/2006/metadata/contentType"/>
@@ -50753,4 +50924,14 @@
     <ds:schemaRef ds:uri="http://schemas.microsoft.com/internal/obd"/>
   </ds:schemaRefs>
 </ds:datastoreItem>
+</file>
+
+<file path=customXml/itemProps4.xml><?xml version="1.0" encoding="utf-8"?>
+<ds:datastoreItem xmlns:ds="http://schemas.openxmlformats.org/officeDocument/2006/customXml" ds:itemID="{94012D45-B11F-482B-88F4-63E9D08052B9}">
+  <ds:schemaRefs>
+    <ds:schemaRef ds:uri="http://schemas.microsoft.com/office/2006/metadata/properties"/>
+    <ds:schemaRef ds:uri="http://schemas.microsoft.com/office/infopath/2007/PartnerControls"/>
+    <ds:schemaRef ds:uri="1d2381ac-0971-4eaa-b3ba-c31bd4f17fc9"/>
+  </ds:schemaRefs>
+</ds:datastoreItem>
 </file>
--- a/KE_Climate_smart_beef_paper_June16.docx
+++ b/KE_Climate_smart_beef_paper_June16.docx
@@ -4209,41 +4209,41 @@
       <w:pPr>
         <w:rPr>
           <w:color w:val="60CAF3" w:themeColor="accent4" w:themeTint="99"/>
-          <w:lang w:val="en-KE"/>
+          <w:lang/>
         </w:rPr>
       </w:pPr>
       <w:r>
         <w:rPr>
           <w:color w:val="60CAF3" w:themeColor="accent4" w:themeTint="99"/>
-          <w:lang w:val="en-KE"/>
+          <w:lang/>
         </w:rPr>
         <w:t>Beef herd populations per system were inferred jointly from agricultural census, farm survey, and literature sources (Figure 2b)</w:t>
       </w:r>
       <w:r>
         <w:rPr>
           <w:color w:val="60CAF3" w:themeColor="accent4" w:themeTint="99"/>
-          <w:lang w:val="en-KE"/>
+          <w:lang/>
         </w:rPr>
         <w:t>, with t</w:t>
       </w:r>
       <w:r>
         <w:rPr>
           <w:color w:val="60CAF3" w:themeColor="accent4" w:themeTint="99"/>
-          <w:lang w:val="en-KE"/>
+          <w:lang/>
         </w:rPr>
         <w:t xml:space="preserve">he method </w:t>
       </w:r>
       <w:r>
         <w:rPr>
           <w:color w:val="60CAF3" w:themeColor="accent4" w:themeTint="99"/>
-          <w:lang w:val="en-KE"/>
+          <w:lang/>
         </w:rPr>
         <w:t xml:space="preserve">generally </w:t>
       </w:r>
       <w:r>
         <w:rPr>
           <w:color w:val="60CAF3" w:themeColor="accent4" w:themeTint="99"/>
-          <w:lang w:val="en-KE"/>
+          <w:lang/>
         </w:rPr>
         <w:t>described as follows. First, the total beef cattle under commercial (i.e</w:t>
       </w:r>
@@ -4252,14 +4252,14 @@
           <w:i/>
           <w:iCs/>
           <w:color w:val="60CAF3" w:themeColor="accent4" w:themeTint="99"/>
-          <w:lang w:val="en-KE"/>
+          <w:lang/>
         </w:rPr>
         <w:t>.</w:t>
       </w:r>
       <w:r>
         <w:rPr>
           <w:color w:val="60CAF3" w:themeColor="accent4" w:themeTint="99"/>
-          <w:lang w:val="en-KE"/>
+          <w:lang/>
         </w:rPr>
         <w:t xml:space="preserve"> </w:t>
       </w:r>
@@ -4268,14 +4268,14 @@
           <w:i/>
           <w:iCs/>
           <w:color w:val="60CAF3" w:themeColor="accent4" w:themeTint="99"/>
-          <w:lang w:val="en-KE"/>
+          <w:lang/>
         </w:rPr>
         <w:t xml:space="preserve">Cowcalf </w:t>
       </w:r>
       <w:r>
         <w:rPr>
           <w:color w:val="60CAF3" w:themeColor="accent4" w:themeTint="99"/>
-          <w:lang w:val="en-KE"/>
+          <w:lang/>
         </w:rPr>
         <w:t xml:space="preserve">and </w:t>
       </w:r>
@@ -4284,14 +4284,14 @@
           <w:i/>
           <w:iCs/>
           <w:color w:val="60CAF3" w:themeColor="accent4" w:themeTint="99"/>
-          <w:lang w:val="en-KE"/>
+          <w:lang/>
         </w:rPr>
         <w:t>Finisher ops</w:t>
       </w:r>
       <w:r>
         <w:rPr>
           <w:color w:val="60CAF3" w:themeColor="accent4" w:themeTint="99"/>
-          <w:lang w:val="en-KE"/>
+          <w:lang/>
         </w:rPr>
         <w:t>) and subsistence (</w:t>
       </w:r>
@@ -4300,140 +4300,140 @@
           <w:i/>
           <w:iCs/>
           <w:color w:val="60CAF3" w:themeColor="accent4" w:themeTint="99"/>
-          <w:lang w:val="en-KE"/>
+          <w:lang/>
         </w:rPr>
         <w:t xml:space="preserve">Pastoral, Agropastoral, Mixed) </w:t>
       </w:r>
       <w:r>
         <w:rPr>
           <w:color w:val="60CAF3" w:themeColor="accent4" w:themeTint="99"/>
-          <w:lang w:val="en-KE"/>
+          <w:lang/>
         </w:rPr>
         <w:t>farm-types was approximated based on land area for commercial and subsistence livestock enterprises at count</w:t>
       </w:r>
       <w:r>
         <w:rPr>
           <w:color w:val="60CAF3" w:themeColor="accent4" w:themeTint="99"/>
-          <w:lang w:val="en-KE"/>
+          <w:lang/>
         </w:rPr>
         <w:t>y</w:t>
       </w:r>
       <w:r>
         <w:rPr>
           <w:color w:val="60CAF3" w:themeColor="accent4" w:themeTint="99"/>
-          <w:lang w:val="en-KE"/>
+          <w:lang/>
         </w:rPr>
         <w:t xml:space="preserve"> level (</w:t>
       </w:r>
       <w:r>
         <w:rPr>
           <w:color w:val="60CAF3" w:themeColor="accent4" w:themeTint="99"/>
-          <w:lang w:val="en-KE"/>
+          <w:lang/>
         </w:rPr>
         <w:t>K</w:t>
       </w:r>
       <w:r>
         <w:rPr>
           <w:color w:val="60CAF3" w:themeColor="accent4" w:themeTint="99"/>
-          <w:lang w:val="en-KE"/>
+          <w:lang/>
         </w:rPr>
         <w:t xml:space="preserve">NBS </w:t>
       </w:r>
       <w:r>
         <w:rPr>
           <w:color w:val="60CAF3" w:themeColor="accent4" w:themeTint="99"/>
-          <w:lang w:val="en-KE"/>
+          <w:lang/>
         </w:rPr>
         <w:t>2019</w:t>
       </w:r>
       <w:r>
         <w:rPr>
           <w:color w:val="60CAF3" w:themeColor="accent4" w:themeTint="99"/>
-          <w:lang w:val="en-KE"/>
+          <w:lang/>
         </w:rPr>
         <w:t>). From total commercial and subsistence cattle numbers</w:t>
       </w:r>
       <w:r>
         <w:rPr>
           <w:color w:val="60CAF3" w:themeColor="accent4" w:themeTint="99"/>
-          <w:lang w:val="en-KE"/>
+          <w:lang/>
         </w:rPr>
         <w:t xml:space="preserve"> per county</w:t>
       </w:r>
       <w:r>
         <w:rPr>
           <w:color w:val="60CAF3" w:themeColor="accent4" w:themeTint="99"/>
-          <w:lang w:val="en-KE"/>
+          <w:lang/>
         </w:rPr>
         <w:t xml:space="preserve">, the decomposition </w:t>
       </w:r>
       <w:r>
         <w:rPr>
           <w:color w:val="60CAF3" w:themeColor="accent4" w:themeTint="99"/>
-          <w:lang w:val="en-KE"/>
+          <w:lang/>
         </w:rPr>
         <w:t>of cattle by specific breed-type across the main</w:t>
       </w:r>
       <w:r>
         <w:rPr>
           <w:color w:val="60CAF3" w:themeColor="accent4" w:themeTint="99"/>
-          <w:lang w:val="en-KE"/>
+          <w:lang/>
         </w:rPr>
         <w:t xml:space="preserve"> farm-types w</w:t>
       </w:r>
       <w:r>
         <w:rPr>
           <w:color w:val="60CAF3" w:themeColor="accent4" w:themeTint="99"/>
-          <w:lang w:val="en-KE"/>
+          <w:lang/>
         </w:rPr>
         <w:t>as</w:t>
       </w:r>
       <w:r>
         <w:rPr>
           <w:color w:val="60CAF3" w:themeColor="accent4" w:themeTint="99"/>
-          <w:lang w:val="en-KE"/>
+          <w:lang/>
         </w:rPr>
         <w:t xml:space="preserve"> </w:t>
       </w:r>
       <w:r>
         <w:rPr>
           <w:color w:val="60CAF3" w:themeColor="accent4" w:themeTint="99"/>
-          <w:lang w:val="en-KE"/>
+          <w:lang/>
         </w:rPr>
         <w:t xml:space="preserve">inferred from farm-type </w:t>
       </w:r>
       <w:r>
         <w:rPr>
           <w:color w:val="60CAF3" w:themeColor="accent4" w:themeTint="99"/>
-          <w:lang w:val="en-KE"/>
+          <w:lang/>
         </w:rPr>
         <w:t xml:space="preserve">and </w:t>
       </w:r>
       <w:r>
         <w:rPr>
           <w:color w:val="60CAF3" w:themeColor="accent4" w:themeTint="99"/>
-          <w:lang w:val="en-KE"/>
+          <w:lang/>
         </w:rPr>
         <w:t xml:space="preserve">breed decomposition statistics </w:t>
       </w:r>
       <w:r>
         <w:rPr>
           <w:color w:val="60CAF3" w:themeColor="accent4" w:themeTint="99"/>
-          <w:lang w:val="en-KE"/>
+          <w:lang/>
         </w:rPr>
         <w:t>from survey sources (APRI 2025</w:t>
       </w:r>
       <w:r>
         <w:rPr>
           <w:color w:val="60CAF3" w:themeColor="accent4" w:themeTint="99"/>
-          <w:lang w:val="en-KE"/>
+          <w:lang/>
         </w:rPr>
         <w:t>, GLS 2019</w:t>
       </w:r>
       <w:r>
         <w:rPr>
           <w:color w:val="60CAF3" w:themeColor="accent4" w:themeTint="99"/>
-          <w:lang w:val="en-KE"/>
+          <w:lang/>
         </w:rPr>
         <w:t xml:space="preserve">), taking mean values of representative regions (i.e. decomposition of farms in arid agro-ecological zone into pastoral and agro-pastoral, and the decomposition of total Zebu and Boran breeds among farms in this region, and so on for other agro-ecologies). For </w:t>
       </w:r>
@@ -4442,35 +4442,35 @@
           <w:i/>
           <w:iCs/>
           <w:color w:val="60CAF3" w:themeColor="accent4" w:themeTint="99"/>
-          <w:lang w:val="en-KE"/>
+          <w:lang/>
         </w:rPr>
         <w:t>Finisher ops</w:t>
       </w:r>
       <w:r>
         <w:rPr>
           <w:color w:val="60CAF3" w:themeColor="accent4" w:themeTint="99"/>
-          <w:lang w:val="en-KE"/>
+          <w:lang/>
         </w:rPr>
         <w:t>, due to a smaller sample size of commercial ranches/feedlots</w:t>
       </w:r>
       <w:r>
         <w:rPr>
           <w:color w:val="60CAF3" w:themeColor="accent4" w:themeTint="99"/>
-          <w:lang w:val="en-KE"/>
+          <w:lang/>
         </w:rPr>
         <w:t xml:space="preserve"> (n=9)</w:t>
       </w:r>
       <w:r>
         <w:rPr>
           <w:color w:val="60CAF3" w:themeColor="accent4" w:themeTint="99"/>
-          <w:lang w:val="en-KE"/>
+          <w:lang/>
         </w:rPr>
         <w:t>, the proportion of total cattle among the entire beef herd was instead approximated based on the estimate that 2% of total beef cattle in Kenya are culled in feedlots/intensive ranches (Gatsby 2025)</w:t>
       </w:r>
       <w:r>
         <w:rPr>
           <w:color w:val="60CAF3" w:themeColor="accent4" w:themeTint="99"/>
-          <w:lang w:val="en-KE"/>
+          <w:lang/>
         </w:rPr>
         <w:t xml:space="preserve">, with the remaining cattle under commercial systems being assumed reared under </w:t>
       </w:r>
@@ -4479,35 +4479,35 @@
           <w:i/>
           <w:iCs/>
           <w:color w:val="60CAF3" w:themeColor="accent4" w:themeTint="99"/>
-          <w:lang w:val="en-KE"/>
+          <w:lang/>
         </w:rPr>
         <w:t>Cowcalf ops</w:t>
       </w:r>
       <w:r>
         <w:rPr>
           <w:color w:val="60CAF3" w:themeColor="accent4" w:themeTint="99"/>
-          <w:lang w:val="en-KE"/>
+          <w:lang/>
         </w:rPr>
         <w:t>. As this accounting method relied on our own survey</w:t>
       </w:r>
       <w:r>
         <w:rPr>
           <w:color w:val="60CAF3" w:themeColor="accent4" w:themeTint="99"/>
-          <w:lang w:val="en-KE"/>
+          <w:lang/>
         </w:rPr>
         <w:t>s</w:t>
       </w:r>
       <w:r>
         <w:rPr>
           <w:color w:val="60CAF3" w:themeColor="accent4" w:themeTint="99"/>
-          <w:lang w:val="en-KE"/>
+          <w:lang/>
         </w:rPr>
         <w:t xml:space="preserve"> and industry sources, final estimates in terms of country level breed </w:t>
       </w:r>
       <w:r>
         <w:rPr>
           <w:color w:val="60CAF3" w:themeColor="accent4" w:themeTint="99"/>
-          <w:lang w:val="en-KE"/>
+          <w:lang/>
         </w:rPr>
         <w:lastRenderedPageBreak/>
         <w:t xml:space="preserve">populations (Zebu &amp; Boran) and </w:t>
@@ -4515,126 +4515,126 @@
       <w:r>
         <w:rPr>
           <w:color w:val="60CAF3" w:themeColor="accent4" w:themeTint="99"/>
-          <w:lang w:val="en-KE"/>
+          <w:lang/>
         </w:rPr>
         <w:t>farm-type aggregates were cross-validated with external estimates by CABI (2019) and FAO (2019)</w:t>
       </w:r>
       <w:r>
         <w:rPr>
           <w:color w:val="60CAF3" w:themeColor="accent4" w:themeTint="99"/>
-          <w:lang w:val="en-KE"/>
+          <w:lang/>
         </w:rPr>
         <w:t>,</w:t>
       </w:r>
       <w:r>
         <w:rPr>
           <w:color w:val="60CAF3" w:themeColor="accent4" w:themeTint="99"/>
-          <w:lang w:val="en-KE"/>
+          <w:lang/>
         </w:rPr>
         <w:t xml:space="preserve"> respectively. For the former, our national-level estimate of Zebu (_) and Boran () deviate</w:t>
       </w:r>
       <w:r>
         <w:rPr>
           <w:color w:val="60CAF3" w:themeColor="accent4" w:themeTint="99"/>
-          <w:lang w:val="en-KE"/>
+          <w:lang/>
         </w:rPr>
         <w:t>d</w:t>
       </w:r>
       <w:r>
         <w:rPr>
           <w:color w:val="60CAF3" w:themeColor="accent4" w:themeTint="99"/>
-          <w:lang w:val="en-KE"/>
+          <w:lang/>
         </w:rPr>
         <w:t xml:space="preserve"> from CABI’s estimates </w:t>
       </w:r>
       <w:r>
         <w:rPr>
           <w:color w:val="60CAF3" w:themeColor="accent4" w:themeTint="99"/>
-          <w:lang w:val="en-KE"/>
+          <w:lang/>
         </w:rPr>
         <w:t xml:space="preserve">for same breeds </w:t>
       </w:r>
       <w:r>
         <w:rPr>
           <w:color w:val="60CAF3" w:themeColor="accent4" w:themeTint="99"/>
-          <w:lang w:val="en-KE"/>
+          <w:lang/>
         </w:rPr>
         <w:t xml:space="preserve">of _ and _ by -% in percentage terms. </w:t>
       </w:r>
       <w:r>
         <w:rPr>
           <w:color w:val="60CAF3" w:themeColor="accent4" w:themeTint="99"/>
-          <w:lang w:val="en-KE"/>
+          <w:lang/>
         </w:rPr>
         <w:t>S</w:t>
       </w:r>
       <w:r>
         <w:rPr>
           <w:color w:val="60CAF3" w:themeColor="accent4" w:themeTint="99"/>
-          <w:lang w:val="en-KE"/>
+          <w:lang/>
         </w:rPr>
         <w:t>ystem-specific estimates of __, ___, __ __, __ deviate</w:t>
       </w:r>
       <w:r>
         <w:rPr>
           <w:color w:val="60CAF3" w:themeColor="accent4" w:themeTint="99"/>
-          <w:lang w:val="en-KE"/>
+          <w:lang/>
         </w:rPr>
         <w:t>d</w:t>
       </w:r>
       <w:r>
         <w:rPr>
           <w:color w:val="60CAF3" w:themeColor="accent4" w:themeTint="99"/>
-          <w:lang w:val="en-KE"/>
+          <w:lang/>
         </w:rPr>
         <w:t xml:space="preserve"> by those of FAO for the same system</w:t>
       </w:r>
       <w:r>
         <w:rPr>
           <w:color w:val="60CAF3" w:themeColor="accent4" w:themeTint="99"/>
-          <w:lang w:val="en-KE"/>
+          <w:lang/>
         </w:rPr>
         <w:t>s</w:t>
       </w:r>
       <w:r>
         <w:rPr>
           <w:color w:val="60CAF3" w:themeColor="accent4" w:themeTint="99"/>
-          <w:lang w:val="en-KE"/>
+          <w:lang/>
         </w:rPr>
         <w:t xml:space="preserve"> </w:t>
       </w:r>
       <w:r>
         <w:rPr>
           <w:color w:val="60CAF3" w:themeColor="accent4" w:themeTint="99"/>
-          <w:lang w:val="en-KE"/>
+          <w:lang/>
         </w:rPr>
         <w:t xml:space="preserve">(broadly) </w:t>
       </w:r>
       <w:r>
         <w:rPr>
           <w:color w:val="60CAF3" w:themeColor="accent4" w:themeTint="99"/>
-          <w:lang w:val="en-KE"/>
+          <w:lang/>
         </w:rPr>
         <w:t xml:space="preserve">of __ __ __ __ __ by % in percentage terms. </w:t>
       </w:r>
       <w:r>
         <w:rPr>
           <w:color w:val="60CAF3" w:themeColor="accent4" w:themeTint="99"/>
-          <w:lang w:val="en-KE"/>
+          <w:lang/>
         </w:rPr>
         <w:t>In summary, the accounting</w:t>
       </w:r>
       <w:r>
         <w:rPr>
           <w:color w:val="60CAF3" w:themeColor="accent4" w:themeTint="99"/>
-          <w:lang w:val="en-KE"/>
+          <w:lang/>
         </w:rPr>
         <w:t xml:space="preserve"> method </w:t>
       </w:r>
       <w:r>
         <w:rPr>
           <w:color w:val="60CAF3" w:themeColor="accent4" w:themeTint="99"/>
-          <w:lang w:val="en-KE"/>
+          <w:lang/>
         </w:rPr>
         <w:t xml:space="preserve">adopted performed well against cross-validations for total breeds and system disaggregates estimates by CABI and FAO respectively. </w:t>
       </w:r>
@@ -5953,6 +5953,140 @@
       </w:r>
       <w:r>
         <w:t xml:space="preserve"> </w:t>
+      </w:r>
+    </w:p>
+    <w:p>
+      <w:pPr>
+        <w:rPr>
+          <w:i/>
+          <w:iCs/>
+        </w:rPr>
+      </w:pPr>
+      <w:r>
+        <w:rPr>
+          <w:i/>
+          <w:iCs/>
+        </w:rPr>
+        <w:t>Simulation period: trendline establishment</w:t>
+      </w:r>
+    </w:p>
+    <w:p>
+      <w:pPr>
+        <w:pStyle w:val="ListParagraph"/>
+        <w:numPr>
+          <w:ilvl w:val="0"/>
+          <w:numId w:val="9"/>
+        </w:numPr>
+      </w:pPr>
+      <w:r>
+        <w:t>Key parameters</w:t>
+      </w:r>
+      <w:r>
+        <w:t>, including cattle populations, feeding, and health and veterinary care</w:t>
+      </w:r>
+      <w:r>
+        <w:t xml:space="preserve"> were established based on 2020 (with survey data ranging from 2016-2024)</w:t>
+      </w:r>
+      <w:r>
+        <w:t xml:space="preserve"> data.</w:t>
+      </w:r>
+    </w:p>
+    <w:p>
+      <w:pPr>
+        <w:pStyle w:val="ListParagraph"/>
+        <w:numPr>
+          <w:ilvl w:val="0"/>
+          <w:numId w:val="9"/>
+        </w:numPr>
+      </w:pPr>
+      <w:r>
+        <w:t xml:space="preserve">Then simulated future growth as a linear trend: </w:t>
+      </w:r>
+    </w:p>
+    <w:p>
+      <w:pPr>
+        <w:jc w:val="center"/>
+      </w:pPr>
+      <w:r>
+        <w:lastRenderedPageBreak/>
+        <w:t xml:space="preserve">                 Y</w:t>
+      </w:r>
+      <w:r>
+        <w:rPr>
+          <w:vertAlign w:val="subscript"/>
+        </w:rPr>
+        <w:t>t</w:t>
+      </w:r>
+      <w:r>
+        <w:t xml:space="preserve"> = Y</w:t>
+      </w:r>
+      <w:r>
+        <w:rPr>
+          <w:vertAlign w:val="subscript"/>
+        </w:rPr>
+        <w:t xml:space="preserve">o </w:t>
+      </w:r>
+      <w:r>
+        <w:t xml:space="preserve">+ G </w:t>
+      </w:r>
+      <m:oMath>
+        <m:r>
+          <w:rPr>
+            <w:rFonts w:ascii="Cambria Math" w:hAnsi="Cambria Math"/>
+          </w:rPr>
+          <m:t xml:space="preserve">× </m:t>
+        </m:r>
+      </m:oMath>
+      <w:r>
+        <w:t xml:space="preserve">t   --   </w:t>
+      </w:r>
+      <w:r>
+        <w:rPr>
+          <w:i/>
+          <w:iCs/>
+        </w:rPr>
+        <w:t>E</w:t>
+      </w:r>
+      <w:r>
+        <w:rPr>
+          <w:i/>
+          <w:iCs/>
+        </w:rPr>
+        <w:t>quation</w:t>
+      </w:r>
+      <w:r>
+        <w:rPr>
+          <w:i/>
+          <w:iCs/>
+        </w:rPr>
+        <w:t xml:space="preserve"> (1)</w:t>
+      </w:r>
+    </w:p>
+    <w:p>
+      <w:r>
+        <w:t>with Y</w:t>
+      </w:r>
+      <w:r>
+        <w:rPr>
+          <w:vertAlign w:val="subscript"/>
+        </w:rPr>
+        <w:t xml:space="preserve">o </w:t>
+      </w:r>
+      <w:r>
+        <w:t xml:space="preserve">is the initial period (2020) value of any given intervention-determinant (described below), G as the annualized growth rate, and t as year of the simulation (since 2020). When data gaps prevented credible trendline establishment, base year values were extrapolated to 2050 (for </w:t>
+      </w:r>
+      <w:r>
+        <w:rPr>
+          <w:i/>
+          <w:iCs/>
+        </w:rPr>
+        <w:t>Baseline</w:t>
+      </w:r>
+      <w:r>
+        <w:t xml:space="preserve">). As described under ‘Scenarios’ below, counter-factual simulations tested respectively pessimistic and optimistic alternatives to Baseline. </w:t>
+      </w:r>
+      <w:r>
+        <w:t>[Maybe mention that in the model you just run 2020 and 2050 and take average of both. And all the data is computed as the simple mean between 2020 and 2050. But the Rumen8 and GLEAM runs are based on simulation period averages.</w:t>
       </w:r>
     </w:p>
     <w:p>
@@ -6084,7 +6218,6 @@
         <w:t xml:space="preserve">been tested and </w:t>
       </w:r>
       <w:r>
-        <w:lastRenderedPageBreak/>
         <w:t xml:space="preserve">applied </w:t>
       </w:r>
       <w:r>
@@ -6397,7 +6530,11 @@
         <w:t>severit</w:t>
       </w:r>
       <w:r>
-        <w:t xml:space="preserve">y. For heat stress, all beef cattle per region were assumed subject to similar heat and humidity parameters; for disease, production parameters were modified based on weighted averages of infected vs. uninfected animals, based on disease prevalence estimates described below. </w:t>
+        <w:t xml:space="preserve">y. For heat stress, all beef cattle per region were assumed subject to similar heat and humidity parameters; for disease, production </w:t>
+      </w:r>
+      <w:r>
+        <w:lastRenderedPageBreak/>
+        <w:t xml:space="preserve">parameters were modified based on weighted averages of infected vs. uninfected animals, based on disease prevalence estimates described below. </w:t>
       </w:r>
       <w:r>
         <w:t>P</w:t>
@@ -6732,11 +6869,7 @@
         <w:t>-i</w:t>
       </w:r>
       <w:r>
-        <w:t xml:space="preserve"> and converted to emissions intensities, </w:t>
-      </w:r>
-      <w:r>
-        <w:lastRenderedPageBreak/>
-        <w:t xml:space="preserve">considering co-product allocation, </w:t>
+        <w:t xml:space="preserve"> and converted to emissions intensities, considering co-product allocation, </w:t>
       </w:r>
       <w:r>
         <w:t>following</w:t>
@@ -7317,6 +7450,7 @@
         <w:t xml:space="preserve">s) </w:t>
       </w:r>
       <w:r>
+        <w:lastRenderedPageBreak/>
         <w:t>and herd structures (% of individual cohort</w:t>
       </w:r>
       <w:r>
@@ -7640,11 +7774,7 @@
         <w:t xml:space="preserve">between </w:t>
       </w:r>
       <w:r>
-        <w:t xml:space="preserve">bomas and grazing in extensive </w:t>
-      </w:r>
-      <w:r>
-        <w:lastRenderedPageBreak/>
-        <w:t xml:space="preserve">Kenyan livestock systems (Carbonell </w:t>
+        <w:t xml:space="preserve">bomas and grazing in extensive Kenyan livestock systems (Carbonell </w:t>
       </w:r>
       <w:r>
         <w:rPr>
@@ -10979,7 +11109,19 @@
         <w:rPr>
           <w:lang w:val="en-GB"/>
         </w:rPr>
-        <w:t xml:space="preserve"> 2017) combined with feed conversion </w:t>
+        <w:t xml:space="preserve"> 2017) </w:t>
+      </w:r>
+      <w:r>
+        <w:rPr>
+          <w:lang w:val="en-GB"/>
+        </w:rPr>
+        <w:t xml:space="preserve">and </w:t>
+      </w:r>
+      <w:r>
+        <w:rPr>
+          <w:lang w:val="en-GB"/>
+        </w:rPr>
+        <w:t xml:space="preserve">feed conversion </w:t>
       </w:r>
       <w:r>
         <w:rPr>
@@ -30206,10 +30348,7 @@
         <w:t>et al.</w:t>
       </w:r>
       <w:r>
-        <w:t xml:space="preserve"> 2026</w:t>
-      </w:r>
-      <w:r>
-        <w:t xml:space="preserve">, </w:t>
+        <w:t xml:space="preserve"> 2026, </w:t>
       </w:r>
       <w:r>
         <w:t xml:space="preserve">Rahimi </w:t>
@@ -30305,51 +30444,45 @@
         <w:rPr>
           <w:color w:val="60CAF3" w:themeColor="accent4" w:themeTint="99"/>
         </w:rPr>
-        <w:t xml:space="preserve"> 2005)</w:t>
+        <w:t xml:space="preserve"> 2005) </w:t>
       </w:r>
       <w:r>
         <w:rPr>
           <w:color w:val="60CAF3" w:themeColor="accent4" w:themeTint="99"/>
         </w:rPr>
-        <w:t xml:space="preserve"> </w:t>
+        <w:t xml:space="preserve">– with </w:t>
       </w:r>
       <w:r>
         <w:rPr>
           <w:color w:val="60CAF3" w:themeColor="accent4" w:themeTint="99"/>
         </w:rPr>
-        <w:t xml:space="preserve">– with </w:t>
+        <w:t>&gt;</w:t>
       </w:r>
       <w:r>
         <w:rPr>
           <w:color w:val="60CAF3" w:themeColor="accent4" w:themeTint="99"/>
         </w:rPr>
-        <w:t>&gt;</w:t>
+        <w:t>80% or more of the diet based on non-palatable biomass (twigs, leaves, weeds)</w:t>
       </w:r>
       <w:r>
         <w:rPr>
           <w:color w:val="60CAF3" w:themeColor="accent4" w:themeTint="99"/>
         </w:rPr>
-        <w:t>80% or more of the diet based on non-palatable biomass (twigs, leaves, weeds)</w:t>
+        <w:t>.</w:t>
       </w:r>
       <w:r>
         <w:rPr>
           <w:color w:val="60CAF3" w:themeColor="accent4" w:themeTint="99"/>
         </w:rPr>
-        <w:t>.</w:t>
+        <w:t xml:space="preserve"> Cattle were disaggregated into two main sub-populations: dairy and beef </w:t>
+      </w:r>
+      <w:r>
+        <w:t xml:space="preserve">(values for 2020 and 2050 reported in main text), </w:t>
       </w:r>
       <w:r>
         <w:rPr>
           <w:color w:val="60CAF3" w:themeColor="accent4" w:themeTint="99"/>
         </w:rPr>
-        <w:t xml:space="preserve"> Cattle were disaggregated into two main sub-populations: dairy and beef </w:t>
-      </w:r>
-      <w:r>
-        <w:t xml:space="preserve">(values for 2020 and 2050 reported in main text), </w:t>
-      </w:r>
-      <w:r>
-        <w:rPr>
-          <w:color w:val="60CAF3" w:themeColor="accent4" w:themeTint="99"/>
-        </w:rPr>
         <w:t xml:space="preserve">taking into account </w:t>
       </w:r>
       <w:r>
@@ -30381,10 +30514,7 @@
         <w:t xml:space="preserve"> for respective systems. </w:t>
       </w:r>
       <w:r>
-        <w:t>All ruminant species were assumed to consume</w:t>
-      </w:r>
-      <w:r>
-        <w:t xml:space="preserve"> 0.025 kg DM kg</w:t>
+        <w:t>All ruminant species were assumed to consume 0.025 kg DM kg</w:t>
       </w:r>
       <w:r>
         <w:rPr>
@@ -30492,19 +30622,7 @@
         <w:rPr>
           <w:color w:val="60CAF3" w:themeColor="accent4" w:themeTint="99"/>
         </w:rPr>
-        <w:t xml:space="preserve">and </w:t>
-      </w:r>
-      <w:r>
-        <w:rPr>
-          <w:color w:val="60CAF3" w:themeColor="accent4" w:themeTint="99"/>
-        </w:rPr>
-        <w:t xml:space="preserve">ranged from 0.02 to 0.075 across agro-ecologies </w:t>
-      </w:r>
-      <w:r>
-        <w:rPr>
-          <w:color w:val="60CAF3" w:themeColor="accent4" w:themeTint="99"/>
-        </w:rPr>
-        <w:t>(APRI 2025, GLS 2019).</w:t>
+        <w:t>and ranged from 0.02 to 0.075 across agro-ecologies (APRI 2025, GLS 2019).</w:t>
       </w:r>
     </w:p>
     <w:p>
@@ -48502,6 +48620,118 @@
     </w:lvl>
   </w:abstractNum>
   <w:abstractNum w:abstractNumId="3" w15:restartNumberingAfterBreak="0">
+    <w:nsid w:val="3B141CE1"/>
+    <w:multiLevelType w:val="hybridMultilevel"/>
+    <w:tmpl w:val="F95E1654"/>
+    <w:lvl w:ilvl="0" w:tplc="2A683A38">
+      <w:numFmt w:val="bullet"/>
+      <w:lvlText w:val="-"/>
+      <w:lvlJc w:val="left"/>
+      <w:pPr>
+        <w:ind w:left="720" w:hanging="360"/>
+      </w:pPr>
+      <w:rPr>
+        <w:rFonts w:ascii="Arial" w:eastAsiaTheme="minorHAnsi" w:hAnsi="Arial" w:cs="Arial" w:hint="default"/>
+      </w:rPr>
+    </w:lvl>
+    <w:lvl w:ilvl="1" w:tplc="08090003" w:tentative="1">
+      <w:start w:val="1"/>
+      <w:numFmt w:val="bullet"/>
+      <w:lvlText w:val="o"/>
+      <w:lvlJc w:val="left"/>
+      <w:pPr>
+        <w:ind w:left="1440" w:hanging="360"/>
+      </w:pPr>
+      <w:rPr>
+        <w:rFonts w:ascii="Courier New" w:hAnsi="Courier New" w:cs="Courier New" w:hint="default"/>
+      </w:rPr>
+    </w:lvl>
+    <w:lvl w:ilvl="2" w:tplc="08090005" w:tentative="1">
+      <w:start w:val="1"/>
+      <w:numFmt w:val="bullet"/>
+      <w:lvlText w:val=""/>
+      <w:lvlJc w:val="left"/>
+      <w:pPr>
+        <w:ind w:left="2160" w:hanging="360"/>
+      </w:pPr>
+      <w:rPr>
+        <w:rFonts w:ascii="Wingdings" w:hAnsi="Wingdings" w:hint="default"/>
+      </w:rPr>
+    </w:lvl>
+    <w:lvl w:ilvl="3" w:tplc="08090001" w:tentative="1">
+      <w:start w:val="1"/>
+      <w:numFmt w:val="bullet"/>
+      <w:lvlText w:val=""/>
+      <w:lvlJc w:val="left"/>
+      <w:pPr>
+        <w:ind w:left="2880" w:hanging="360"/>
+      </w:pPr>
+      <w:rPr>
+        <w:rFonts w:ascii="Symbol" w:hAnsi="Symbol" w:hint="default"/>
+      </w:rPr>
+    </w:lvl>
+    <w:lvl w:ilvl="4" w:tplc="08090003" w:tentative="1">
+      <w:start w:val="1"/>
+      <w:numFmt w:val="bullet"/>
+      <w:lvlText w:val="o"/>
+      <w:lvlJc w:val="left"/>
+      <w:pPr>
+        <w:ind w:left="3600" w:hanging="360"/>
+      </w:pPr>
+      <w:rPr>
+        <w:rFonts w:ascii="Courier New" w:hAnsi="Courier New" w:cs="Courier New" w:hint="default"/>
+      </w:rPr>
+    </w:lvl>
+    <w:lvl w:ilvl="5" w:tplc="08090005" w:tentative="1">
+      <w:start w:val="1"/>
+      <w:numFmt w:val="bullet"/>
+      <w:lvlText w:val=""/>
+      <w:lvlJc w:val="left"/>
+      <w:pPr>
+        <w:ind w:left="4320" w:hanging="360"/>
+      </w:pPr>
+      <w:rPr>
+        <w:rFonts w:ascii="Wingdings" w:hAnsi="Wingdings" w:hint="default"/>
+      </w:rPr>
+    </w:lvl>
+    <w:lvl w:ilvl="6" w:tplc="08090001" w:tentative="1">
+      <w:start w:val="1"/>
+      <w:numFmt w:val="bullet"/>
+      <w:lvlText w:val=""/>
+      <w:lvlJc w:val="left"/>
+      <w:pPr>
+        <w:ind w:left="5040" w:hanging="360"/>
+      </w:pPr>
+      <w:rPr>
+        <w:rFonts w:ascii="Symbol" w:hAnsi="Symbol" w:hint="default"/>
+      </w:rPr>
+    </w:lvl>
+    <w:lvl w:ilvl="7" w:tplc="08090003" w:tentative="1">
+      <w:start w:val="1"/>
+      <w:numFmt w:val="bullet"/>
+      <w:lvlText w:val="o"/>
+      <w:lvlJc w:val="left"/>
+      <w:pPr>
+        <w:ind w:left="5760" w:hanging="360"/>
+      </w:pPr>
+      <w:rPr>
+        <w:rFonts w:ascii="Courier New" w:hAnsi="Courier New" w:cs="Courier New" w:hint="default"/>
+      </w:rPr>
+    </w:lvl>
+    <w:lvl w:ilvl="8" w:tplc="08090005" w:tentative="1">
+      <w:start w:val="1"/>
+      <w:numFmt w:val="bullet"/>
+      <w:lvlText w:val=""/>
+      <w:lvlJc w:val="left"/>
+      <w:pPr>
+        <w:ind w:left="6480" w:hanging="360"/>
+      </w:pPr>
+      <w:rPr>
+        <w:rFonts w:ascii="Wingdings" w:hAnsi="Wingdings" w:hint="default"/>
+      </w:rPr>
+    </w:lvl>
+  </w:abstractNum>
+  <w:abstractNum w:abstractNumId="4" w15:restartNumberingAfterBreak="0">
     <w:nsid w:val="43D92671"/>
     <w:multiLevelType w:val="hybridMultilevel"/>
     <w:tmpl w:val="E716E0F2"/>
@@ -48614,7 +48844,7 @@
       </w:rPr>
     </w:lvl>
   </w:abstractNum>
-  <w:abstractNum w:abstractNumId="4" w15:restartNumberingAfterBreak="0">
+  <w:abstractNum w:abstractNumId="5" w15:restartNumberingAfterBreak="0">
     <w:nsid w:val="6CFA7B79"/>
     <w:multiLevelType w:val="multilevel"/>
     <w:tmpl w:val="5B309E4C"/>
@@ -48727,7 +48957,7 @@
       </w:rPr>
     </w:lvl>
   </w:abstractNum>
-  <w:abstractNum w:abstractNumId="5" w15:restartNumberingAfterBreak="0">
+  <w:abstractNum w:abstractNumId="6" w15:restartNumberingAfterBreak="0">
     <w:nsid w:val="707348C7"/>
     <w:multiLevelType w:val="multilevel"/>
     <w:tmpl w:val="7A50CF70"/>
@@ -48858,7 +49088,7 @@
       </w:rPr>
     </w:lvl>
   </w:abstractNum>
-  <w:abstractNum w:abstractNumId="6" w15:restartNumberingAfterBreak="0">
+  <w:abstractNum w:abstractNumId="7" w15:restartNumberingAfterBreak="0">
     <w:nsid w:val="71C01208"/>
     <w:multiLevelType w:val="hybridMultilevel"/>
     <w:tmpl w:val="6E74B6F6"/>
@@ -48971,7 +49201,7 @@
       </w:rPr>
     </w:lvl>
   </w:abstractNum>
-  <w:abstractNum w:abstractNumId="7" w15:restartNumberingAfterBreak="0">
+  <w:abstractNum w:abstractNumId="8" w15:restartNumberingAfterBreak="0">
     <w:nsid w:val="755C1877"/>
     <w:multiLevelType w:val="hybridMultilevel"/>
     <w:tmpl w:val="81869A66"/>
@@ -49085,28 +49315,31 @@
     </w:lvl>
   </w:abstractNum>
   <w:num w:numId="1" w16cid:durableId="1445809857">
-    <w:abstractNumId w:val="5"/>
+    <w:abstractNumId w:val="6"/>
   </w:num>
   <w:num w:numId="2" w16cid:durableId="86729556">
     <w:abstractNumId w:val="0"/>
   </w:num>
   <w:num w:numId="3" w16cid:durableId="806708370">
+    <w:abstractNumId w:val="5"/>
+  </w:num>
+  <w:num w:numId="4" w16cid:durableId="1239247157">
+    <w:abstractNumId w:val="7"/>
+  </w:num>
+  <w:num w:numId="5" w16cid:durableId="1182553753">
     <w:abstractNumId w:val="4"/>
   </w:num>
-  <w:num w:numId="4" w16cid:durableId="1239247157">
-    <w:abstractNumId w:val="6"/>
-  </w:num>
-  <w:num w:numId="5" w16cid:durableId="1182553753">
-    <w:abstractNumId w:val="3"/>
-  </w:num>
   <w:num w:numId="6" w16cid:durableId="42876149">
-    <w:abstractNumId w:val="7"/>
+    <w:abstractNumId w:val="8"/>
   </w:num>
   <w:num w:numId="7" w16cid:durableId="1009794387">
     <w:abstractNumId w:val="1"/>
   </w:num>
   <w:num w:numId="8" w16cid:durableId="1732145497">
     <w:abstractNumId w:val="2"/>
+  </w:num>
+  <w:num w:numId="9" w16cid:durableId="137769023">
+    <w:abstractNumId w:val="3"/>
   </w:num>
   <w:numIdMacAtCleanup w:val="3"/>
 </w:numbering>
@@ -50618,19 +50851,14 @@
 </file>
 
 <file path=customXml/item1.xml><?xml version="1.0" encoding="utf-8"?>
-<b:Sources xmlns:b="http://schemas.openxmlformats.org/officeDocument/2006/bibliography" xmlns="http://schemas.openxmlformats.org/officeDocument/2006/bibliography" SelectedStyle="\APASixthEditionOfficeOnline.xsl" StyleName="APA" Version="6"/>
+<p:properties xmlns:p="http://schemas.microsoft.com/office/2006/metadata/properties" xmlns:xsi="http://www.w3.org/2001/XMLSchema-instance" xmlns:pc="http://schemas.microsoft.com/office/infopath/2007/PartnerControls">
+  <documentManagement>
+    <_activity xmlns="1d2381ac-0971-4eaa-b3ba-c31bd4f17fc9" xsi:nil="true"/>
+  </documentManagement>
+</p:properties>
 </file>
 
 <file path=customXml/item2.xml><?xml version="1.0" encoding="utf-8"?>
-<?mso-contentType ?>
-<FormTemplates xmlns="http://schemas.microsoft.com/sharepoint/v3/contenttype/forms">
-  <Display>DocumentLibraryForm</Display>
-  <Edit>DocumentLibraryForm</Edit>
-  <New>DocumentLibraryForm</New>
-</FormTemplates>
-</file>
-
-<file path=customXml/item3.xml><?xml version="1.0" encoding="utf-8"?>
 <ct:contentTypeSchema xmlns:ct="http://schemas.microsoft.com/office/2006/metadata/contentType" xmlns:ma="http://schemas.microsoft.com/office/2006/metadata/properties/metaAttributes" ct:_="" ma:_="" ma:contentTypeName="Document" ma:contentTypeID="0x010100B0769C08B638B84085DE090DEFD04D63" ma:contentTypeVersion="18" ma:contentTypeDescription="Create a new document." ma:contentTypeScope="" ma:versionID="7bd437b44503d80b256bd8fa52a09940">
   <xsd:schema xmlns:xsd="http://www.w3.org/2001/XMLSchema" xmlns:xs="http://www.w3.org/2001/XMLSchema" xmlns:p="http://schemas.microsoft.com/office/2006/metadata/properties" xmlns:ns3="1d2381ac-0971-4eaa-b3ba-c31bd4f17fc9" xmlns:ns4="0181f35a-730e-4da9-9a17-793c62da4d6c" targetNamespace="http://schemas.microsoft.com/office/2006/metadata/properties" ma:root="true" ma:fieldsID="8c23515249ae5299055b11a5a8723784" ns3:_="" ns4:_="">
     <xsd:import namespace="1d2381ac-0971-4eaa-b3ba-c31bd4f17fc9"/>
@@ -50883,31 +51111,30 @@
 </ct:contentTypeSchema>
 </file>
 
+<file path=customXml/item3.xml><?xml version="1.0" encoding="utf-8"?>
+<?mso-contentType ?>
+<FormTemplates xmlns="http://schemas.microsoft.com/sharepoint/v3/contenttype/forms">
+  <Display>DocumentLibraryForm</Display>
+  <Edit>DocumentLibraryForm</Edit>
+  <New>DocumentLibraryForm</New>
+</FormTemplates>
+</file>
+
 <file path=customXml/item4.xml><?xml version="1.0" encoding="utf-8"?>
-<p:properties xmlns:p="http://schemas.microsoft.com/office/2006/metadata/properties" xmlns:xsi="http://www.w3.org/2001/XMLSchema-instance" xmlns:pc="http://schemas.microsoft.com/office/infopath/2007/PartnerControls">
-  <documentManagement>
-    <_activity xmlns="1d2381ac-0971-4eaa-b3ba-c31bd4f17fc9" xsi:nil="true"/>
-  </documentManagement>
-</p:properties>
+<b:Sources xmlns:b="http://schemas.openxmlformats.org/officeDocument/2006/bibliography" xmlns="http://schemas.openxmlformats.org/officeDocument/2006/bibliography" SelectedStyle="\APASixthEditionOfficeOnline.xsl" StyleName="APA" Version="6"/>
 </file>
 
 <file path=customXml/itemProps1.xml><?xml version="1.0" encoding="utf-8"?>
-<ds:datastoreItem xmlns:ds="http://schemas.openxmlformats.org/officeDocument/2006/customXml" ds:itemID="{6029E75E-81D0-4E11-AC2D-659FF1232B3C}">
+<ds:datastoreItem xmlns:ds="http://schemas.openxmlformats.org/officeDocument/2006/customXml" ds:itemID="{94012D45-B11F-482B-88F4-63E9D08052B9}">
   <ds:schemaRefs>
-    <ds:schemaRef ds:uri="http://schemas.openxmlformats.org/officeDocument/2006/bibliography"/>
+    <ds:schemaRef ds:uri="http://schemas.microsoft.com/office/2006/metadata/properties"/>
+    <ds:schemaRef ds:uri="http://schemas.microsoft.com/office/infopath/2007/PartnerControls"/>
+    <ds:schemaRef ds:uri="1d2381ac-0971-4eaa-b3ba-c31bd4f17fc9"/>
   </ds:schemaRefs>
 </ds:datastoreItem>
 </file>
 
 <file path=customXml/itemProps2.xml><?xml version="1.0" encoding="utf-8"?>
-<ds:datastoreItem xmlns:ds="http://schemas.openxmlformats.org/officeDocument/2006/customXml" ds:itemID="{6EFBE59C-D8C5-4B47-8101-42CB7B4D9EDA}">
-  <ds:schemaRefs>
-    <ds:schemaRef ds:uri="http://schemas.microsoft.com/sharepoint/v3/contenttype/forms"/>
-  </ds:schemaRefs>
-</ds:datastoreItem>
-</file>
-
-<file path=customXml/itemProps3.xml><?xml version="1.0" encoding="utf-8"?>
 <ds:datastoreItem xmlns:ds="http://schemas.openxmlformats.org/officeDocument/2006/customXml" ds:itemID="{CFBC300A-B9BB-4B16-BF7D-E7DF931271DB}">
   <ds:schemaRefs>
     <ds:schemaRef ds:uri="http://schemas.microsoft.com/office/2006/metadata/contentType"/>
@@ -50926,12 +51153,18 @@
 </ds:datastoreItem>
 </file>
 
+<file path=customXml/itemProps3.xml><?xml version="1.0" encoding="utf-8"?>
+<ds:datastoreItem xmlns:ds="http://schemas.openxmlformats.org/officeDocument/2006/customXml" ds:itemID="{6EFBE59C-D8C5-4B47-8101-42CB7B4D9EDA}">
+  <ds:schemaRefs>
+    <ds:schemaRef ds:uri="http://schemas.microsoft.com/sharepoint/v3/contenttype/forms"/>
+  </ds:schemaRefs>
+</ds:datastoreItem>
+</file>
+
 <file path=customXml/itemProps4.xml><?xml version="1.0" encoding="utf-8"?>
-<ds:datastoreItem xmlns:ds="http://schemas.openxmlformats.org/officeDocument/2006/customXml" ds:itemID="{94012D45-B11F-482B-88F4-63E9D08052B9}">
+<ds:datastoreItem xmlns:ds="http://schemas.openxmlformats.org/officeDocument/2006/customXml" ds:itemID="{6029E75E-81D0-4E11-AC2D-659FF1232B3C}">
   <ds:schemaRefs>
-    <ds:schemaRef ds:uri="http://schemas.microsoft.com/office/2006/metadata/properties"/>
-    <ds:schemaRef ds:uri="http://schemas.microsoft.com/office/infopath/2007/PartnerControls"/>
-    <ds:schemaRef ds:uri="1d2381ac-0971-4eaa-b3ba-c31bd4f17fc9"/>
+    <ds:schemaRef ds:uri="http://schemas.openxmlformats.org/officeDocument/2006/bibliography"/>
   </ds:schemaRefs>
 </ds:datastoreItem>
 </file>